--- a/SistemBeritaAcara.Web/wwwroot/files/documents/ba-42-draft.docx
+++ b/SistemBeritaAcara.Web/wwwroot/files/documents/ba-42-draft.docx
@@ -170,13 +170,7 @@
               </w:rPr>
             </w:pPr>
             <w:r>
-              <w:t xml:space="preserve">Gd. Wisma </w:t>
-            </w:r>
-            <w:r>
-              <w:t>Tugu</w:t>
-            </w:r>
-            <w:r>
-              <w:t xml:space="preserve"> II Lt. 2 Jl. </w:t>
+              <w:t xml:space="preserve">Gd. Wisma Tugu II Lt. 2 Jl. </w:t>
             </w:r>
             <w:r>
               <w:rPr>
@@ -245,14 +239,14 @@
               <w:tblLook w:val="04A0" w:firstRow="1" w:lastRow="0" w:firstColumn="1" w:lastColumn="0" w:noHBand="0" w:noVBand="1"/>
             </w:tblPr>
             <w:tblGrid>
-              <w:gridCol w:w="1466"/>
+              <w:gridCol w:w="885"/>
               <w:gridCol w:w="272"/>
-              <w:gridCol w:w="2719"/>
+              <w:gridCol w:w="3300"/>
             </w:tblGrid>
             <w:tr>
               <w:tc>
                 <w:tcPr>
-                  <w:tcW w:w="1485" w:type="dxa"/>
+                  <w:tcW w:w="885" w:type="dxa"/>
                 </w:tcPr>
                 <w:p>
                   <w:pPr>
@@ -274,7 +268,7 @@
               </w:tc>
               <w:tc>
                 <w:tcPr>
-                  <w:tcW w:w="236" w:type="dxa"/>
+                  <w:tcW w:w="270" w:type="dxa"/>
                 </w:tcPr>
                 <w:p>
                   <w:pPr>
@@ -292,7 +286,7 @@
               </w:tc>
               <w:tc>
                 <w:tcPr>
-                  <w:tcW w:w="2736" w:type="dxa"/>
+                  <w:tcW w:w="3302" w:type="dxa"/>
                 </w:tcPr>
                 <w:p>
                   <w:pPr>
@@ -316,7 +310,7 @@
             <w:tr>
               <w:tc>
                 <w:tcPr>
-                  <w:tcW w:w="1485" w:type="dxa"/>
+                  <w:tcW w:w="885" w:type="dxa"/>
                 </w:tcPr>
                 <w:p>
                   <w:pPr>
@@ -338,7 +332,7 @@
               </w:tc>
               <w:tc>
                 <w:tcPr>
-                  <w:tcW w:w="236" w:type="dxa"/>
+                  <w:tcW w:w="270" w:type="dxa"/>
                 </w:tcPr>
                 <w:p>
                   <w:pPr>
@@ -356,7 +350,7 @@
               </w:tc>
               <w:tc>
                 <w:tcPr>
-                  <w:tcW w:w="2736" w:type="dxa"/>
+                  <w:tcW w:w="3302" w:type="dxa"/>
                 </w:tcPr>
                 <w:p>
                   <w:pPr>
@@ -380,7 +374,7 @@
             <w:tr>
               <w:tc>
                 <w:tcPr>
-                  <w:tcW w:w="1485" w:type="dxa"/>
+                  <w:tcW w:w="885" w:type="dxa"/>
                 </w:tcPr>
                 <w:p>
                   <w:pPr>
@@ -402,7 +396,7 @@
               </w:tc>
               <w:tc>
                 <w:tcPr>
-                  <w:tcW w:w="236" w:type="dxa"/>
+                  <w:tcW w:w="270" w:type="dxa"/>
                 </w:tcPr>
                 <w:p>
                   <w:pPr>
@@ -420,7 +414,7 @@
               </w:tc>
               <w:tc>
                 <w:tcPr>
-                  <w:tcW w:w="2736" w:type="dxa"/>
+                  <w:tcW w:w="3302" w:type="dxa"/>
                 </w:tcPr>
                 <w:p>
                   <w:pPr>
@@ -444,7 +438,7 @@
             <w:tr>
               <w:tc>
                 <w:tcPr>
-                  <w:tcW w:w="1485" w:type="dxa"/>
+                  <w:tcW w:w="885" w:type="dxa"/>
                 </w:tcPr>
                 <w:p>
                   <w:pPr>
@@ -466,7 +460,7 @@
               </w:tc>
               <w:tc>
                 <w:tcPr>
-                  <w:tcW w:w="236" w:type="dxa"/>
+                  <w:tcW w:w="270" w:type="dxa"/>
                 </w:tcPr>
                 <w:p>
                   <w:pPr>
@@ -484,7 +478,7 @@
               </w:tc>
               <w:tc>
                 <w:tcPr>
-                  <w:tcW w:w="2736" w:type="dxa"/>
+                  <w:tcW w:w="3302" w:type="dxa"/>
                 </w:tcPr>
                 <w:p>
                   <w:pPr>
@@ -569,21 +563,7 @@
                 <w:sz w:val="18"/>
                 <w:szCs w:val="18"/>
               </w:rPr>
-              <w:t xml:space="preserve">Nama </w:t>
-            </w:r>
-            <w:r>
-              <w:rPr>
-                <w:sz w:val="18"/>
-                <w:szCs w:val="18"/>
-              </w:rPr>
-              <w:t>Penanggung</w:t>
-            </w:r>
-            <w:r>
-              <w:rPr>
-                <w:sz w:val="18"/>
-                <w:szCs w:val="18"/>
-              </w:rPr>
-              <w:t xml:space="preserve"> Jawab</w:t>
+              <w:t>Nama Penanggung Jawab</w:t>
             </w:r>
           </w:p>
         </w:tc>
@@ -829,21 +809,7 @@
                 <w:sz w:val="18"/>
                 <w:szCs w:val="18"/>
               </w:rPr>
-              <w:t>Fungsi</w:t>
-            </w:r>
-            <w:r>
-              <w:rPr>
-                <w:sz w:val="18"/>
-                <w:szCs w:val="18"/>
-              </w:rPr>
-              <w:t>/</w:t>
-            </w:r>
-            <w:r>
-              <w:rPr>
-                <w:sz w:val="18"/>
-                <w:szCs w:val="18"/>
-              </w:rPr>
-              <w:t>Direktorat</w:t>
+              <w:t>Fungsi/Direktorat</w:t>
             </w:r>
           </w:p>
         </w:tc>
@@ -896,14 +862,7 @@
                 <w:sz w:val="18"/>
                 <w:szCs w:val="18"/>
               </w:rPr>
-              <w:t xml:space="preserve">Rel. &amp; Project Dev. Sumbagsel</w:t>
-            </w:r>
-            <w:r>
-              <w:rPr>
-                <w:sz w:val="18"/>
-                <w:szCs w:val="18"/>
-              </w:rPr>
-              <w:t/>
+              <w:t>Rel. &amp; Project Dev. Sumbagsel</w:t>
             </w:r>
           </w:p>
         </w:tc>
@@ -985,14 +944,7 @@
                 <w:sz w:val="18"/>
                 <w:szCs w:val="18"/>
               </w:rPr>
-              <w:t xml:space="preserve">Rel. &amp; Project Dev. Sumbagsel</w:t>
-            </w:r>
-            <w:r>
-              <w:rPr>
-                <w:sz w:val="18"/>
-                <w:szCs w:val="18"/>
-              </w:rPr>
-              <w:t/>
+              <w:t>Rel. &amp; Project Dev. Sumbagsel</w:t>
             </w:r>
           </w:p>
         </w:tc>
@@ -1103,14 +1055,7 @@
                 <w:sz w:val="18"/>
                 <w:szCs w:val="18"/>
               </w:rPr>
-              <w:t xml:space="preserve">No. </w:t>
-            </w:r>
-            <w:r>
-              <w:rPr>
-                <w:sz w:val="18"/>
-                <w:szCs w:val="18"/>
-              </w:rPr>
-              <w:t>Pekerja</w:t>
+              <w:t>No. Pekerja</w:t>
             </w:r>
           </w:p>
         </w:tc>
@@ -1266,7 +1211,6 @@
           <w:bCs/>
           <w:sz w:val="18"/>
           <w:szCs w:val="18"/>
-          <w:lang w:val="nb-NO"/>
         </w:rPr>
       </w:pPr>
       <w:r>
@@ -1275,47 +1219,46 @@
           <w:bCs/>
           <w:sz w:val="18"/>
           <w:szCs w:val="18"/>
-          <w:lang w:val="nb-NO"/>
         </w:rPr>
         <w:t xml:space="preserve">Pada hari ini Kamis Tanggal 18 Juni 2026 telah diserahterimakan perangkat dengan spesifikasi serta syarat-syarat dan ketentuan sebagai berikut:</w:t>
       </w:r>
+      <w:proofErr w:type="spellStart"/>
       <w:r>
         <w:rPr>
           <w:b/>
           <w:bCs/>
           <w:sz w:val="18"/>
           <w:szCs w:val="18"/>
-          <w:lang w:val="nb-NO"/>
         </w:rPr>
         <w:t/>
       </w:r>
+      <w:proofErr w:type="spellEnd"/>
       <w:r>
         <w:rPr>
           <w:b/>
           <w:bCs/>
           <w:sz w:val="18"/>
           <w:szCs w:val="18"/>
-          <w:lang w:val="nb-NO"/>
         </w:rPr>
         <w:t xml:space="preserve"/>
       </w:r>
+      <w:proofErr w:type="spellStart"/>
       <w:r>
         <w:rPr>
           <w:b/>
           <w:bCs/>
           <w:sz w:val="18"/>
           <w:szCs w:val="18"/>
-          <w:lang w:val="nb-NO"/>
         </w:rPr>
         <w:t/>
       </w:r>
+      <w:proofErr w:type="spellEnd"/>
       <w:r>
         <w:rPr>
           <w:b/>
           <w:bCs/>
           <w:sz w:val="18"/>
           <w:szCs w:val="18"/>
-          <w:lang w:val="nb-NO"/>
         </w:rPr>
         <w:t xml:space="preserve"/>
       </w:r>
@@ -1325,19 +1268,353 @@
           <w:bCs/>
           <w:sz w:val="18"/>
           <w:szCs w:val="18"/>
-          <w:lang w:val="nb-NO"/>
         </w:rPr>
         <w:t/>
       </w:r>
+      <w:proofErr w:type="spellStart"/>
       <w:r>
         <w:rPr>
           <w:b/>
           <w:bCs/>
           <w:sz w:val="18"/>
           <w:szCs w:val="18"/>
-          <w:lang w:val="nb-NO"/>
+        </w:rPr>
+        <w:t/>
+      </w:r>
+      <w:proofErr w:type="spellEnd"/>
+      <w:r>
+        <w:rPr>
+          <w:b/>
+          <w:bCs/>
+          <w:sz w:val="18"/>
+          <w:szCs w:val="18"/>
+        </w:rPr>
+        <w:t/>
+      </w:r>
+      <w:r>
+        <w:rPr>
+          <w:b/>
+          <w:bCs/>
+          <w:sz w:val="18"/>
+          <w:szCs w:val="18"/>
         </w:rPr>
         <w:t xml:space="preserve"/>
+      </w:r>
+      <w:proofErr w:type="spellStart"/>
+      <w:r>
+        <w:rPr>
+          <w:b/>
+          <w:bCs/>
+          <w:sz w:val="18"/>
+          <w:szCs w:val="18"/>
+        </w:rPr>
+        <w:t/>
+      </w:r>
+      <w:proofErr w:type="spellEnd"/>
+      <w:r>
+        <w:rPr>
+          <w:b/>
+          <w:bCs/>
+          <w:sz w:val="18"/>
+          <w:szCs w:val="18"/>
+        </w:rPr>
+        <w:t xml:space="preserve"/>
+      </w:r>
+      <w:r>
+        <w:rPr>
+          <w:b/>
+          <w:bCs/>
+          <w:sz w:val="18"/>
+          <w:szCs w:val="18"/>
+        </w:rPr>
+        <w:t/>
+      </w:r>
+      <w:proofErr w:type="spellStart"/>
+      <w:r>
+        <w:rPr>
+          <w:b/>
+          <w:bCs/>
+          <w:sz w:val="18"/>
+          <w:szCs w:val="18"/>
+        </w:rPr>
+        <w:t/>
+      </w:r>
+      <w:proofErr w:type="spellEnd"/>
+      <w:r>
+        <w:rPr>
+          <w:b/>
+          <w:bCs/>
+          <w:sz w:val="18"/>
+          <w:szCs w:val="18"/>
+        </w:rPr>
+        <w:t/>
+      </w:r>
+      <w:r>
+        <w:rPr>
+          <w:b/>
+          <w:bCs/>
+          <w:sz w:val="18"/>
+          <w:szCs w:val="18"/>
+        </w:rPr>
+        <w:t xml:space="preserve"/>
+      </w:r>
+      <w:r>
+        <w:rPr>
+          <w:b/>
+          <w:bCs/>
+          <w:sz w:val="18"/>
+          <w:szCs w:val="18"/>
+        </w:rPr>
+        <w:t/>
+      </w:r>
+      <w:proofErr w:type="spellStart"/>
+      <w:r>
+        <w:rPr>
+          <w:b/>
+          <w:bCs/>
+          <w:sz w:val="18"/>
+          <w:szCs w:val="18"/>
+        </w:rPr>
+        <w:t/>
+      </w:r>
+      <w:proofErr w:type="spellEnd"/>
+      <w:r>
+        <w:rPr>
+          <w:b/>
+          <w:bCs/>
+          <w:sz w:val="18"/>
+          <w:szCs w:val="18"/>
+        </w:rPr>
+        <w:t/>
+      </w:r>
+      <w:r>
+        <w:rPr>
+          <w:b/>
+          <w:bCs/>
+          <w:sz w:val="18"/>
+          <w:szCs w:val="18"/>
+        </w:rPr>
+        <w:t xml:space="preserve"/>
+      </w:r>
+      <w:proofErr w:type="spellStart"/>
+      <w:r>
+        <w:rPr>
+          <w:b/>
+          <w:bCs/>
+          <w:sz w:val="18"/>
+          <w:szCs w:val="18"/>
+        </w:rPr>
+        <w:t/>
+      </w:r>
+      <w:proofErr w:type="spellEnd"/>
+      <w:r>
+        <w:rPr>
+          <w:b/>
+          <w:bCs/>
+          <w:sz w:val="18"/>
+          <w:szCs w:val="18"/>
+        </w:rPr>
+        <w:t xml:space="preserve"/>
+      </w:r>
+      <w:proofErr w:type="spellStart"/>
+      <w:r>
+        <w:rPr>
+          <w:b/>
+          <w:bCs/>
+          <w:sz w:val="18"/>
+          <w:szCs w:val="18"/>
+        </w:rPr>
+        <w:t/>
+      </w:r>
+      <w:proofErr w:type="spellEnd"/>
+      <w:r>
+        <w:rPr>
+          <w:b/>
+          <w:bCs/>
+          <w:sz w:val="18"/>
+          <w:szCs w:val="18"/>
+        </w:rPr>
+        <w:t xml:space="preserve"/>
+      </w:r>
+      <w:proofErr w:type="spellStart"/>
+      <w:r>
+        <w:rPr>
+          <w:b/>
+          <w:bCs/>
+          <w:sz w:val="18"/>
+          <w:szCs w:val="18"/>
+        </w:rPr>
+        <w:t/>
+      </w:r>
+      <w:proofErr w:type="spellEnd"/>
+      <w:r>
+        <w:rPr>
+          <w:b/>
+          <w:bCs/>
+          <w:sz w:val="18"/>
+          <w:szCs w:val="18"/>
+        </w:rPr>
+        <w:t xml:space="preserve"/>
+      </w:r>
+      <w:proofErr w:type="spellStart"/>
+      <w:r>
+        <w:rPr>
+          <w:b/>
+          <w:bCs/>
+          <w:sz w:val="18"/>
+          <w:szCs w:val="18"/>
+        </w:rPr>
+        <w:t/>
+      </w:r>
+      <w:proofErr w:type="spellEnd"/>
+      <w:r>
+        <w:rPr>
+          <w:b/>
+          <w:bCs/>
+          <w:sz w:val="18"/>
+          <w:szCs w:val="18"/>
+        </w:rPr>
+        <w:t xml:space="preserve"/>
+      </w:r>
+      <w:proofErr w:type="spellStart"/>
+      <w:r>
+        <w:rPr>
+          <w:b/>
+          <w:bCs/>
+          <w:sz w:val="18"/>
+          <w:szCs w:val="18"/>
+        </w:rPr>
+        <w:t/>
+      </w:r>
+      <w:proofErr w:type="spellEnd"/>
+      <w:r>
+        <w:rPr>
+          <w:b/>
+          <w:bCs/>
+          <w:sz w:val="18"/>
+          <w:szCs w:val="18"/>
+        </w:rPr>
+        <w:t xml:space="preserve"/>
+      </w:r>
+      <w:proofErr w:type="spellStart"/>
+      <w:r>
+        <w:rPr>
+          <w:b/>
+          <w:bCs/>
+          <w:sz w:val="18"/>
+          <w:szCs w:val="18"/>
+        </w:rPr>
+        <w:t/>
+      </w:r>
+      <w:proofErr w:type="spellEnd"/>
+      <w:r>
+        <w:rPr>
+          <w:b/>
+          <w:bCs/>
+          <w:sz w:val="18"/>
+          <w:szCs w:val="18"/>
+        </w:rPr>
+        <w:t xml:space="preserve"/>
+      </w:r>
+      <w:proofErr w:type="spellStart"/>
+      <w:r>
+        <w:rPr>
+          <w:b/>
+          <w:bCs/>
+          <w:sz w:val="18"/>
+          <w:szCs w:val="18"/>
+        </w:rPr>
+        <w:t/>
+      </w:r>
+      <w:proofErr w:type="spellEnd"/>
+      <w:r>
+        <w:rPr>
+          <w:b/>
+          <w:bCs/>
+          <w:sz w:val="18"/>
+          <w:szCs w:val="18"/>
+        </w:rPr>
+        <w:t xml:space="preserve"/>
+      </w:r>
+      <w:proofErr w:type="spellStart"/>
+      <w:r>
+        <w:rPr>
+          <w:b/>
+          <w:bCs/>
+          <w:sz w:val="18"/>
+          <w:szCs w:val="18"/>
+        </w:rPr>
+        <w:t/>
+      </w:r>
+      <w:proofErr w:type="spellEnd"/>
+      <w:r>
+        <w:rPr>
+          <w:b/>
+          <w:bCs/>
+          <w:sz w:val="18"/>
+          <w:szCs w:val="18"/>
+        </w:rPr>
+        <w:t xml:space="preserve"/>
+      </w:r>
+      <w:proofErr w:type="spellStart"/>
+      <w:r>
+        <w:rPr>
+          <w:b/>
+          <w:bCs/>
+          <w:sz w:val="18"/>
+          <w:szCs w:val="18"/>
+        </w:rPr>
+        <w:t/>
+      </w:r>
+      <w:proofErr w:type="spellEnd"/>
+      <w:r>
+        <w:rPr>
+          <w:b/>
+          <w:bCs/>
+          <w:sz w:val="18"/>
+          <w:szCs w:val="18"/>
+        </w:rPr>
+        <w:t xml:space="preserve"/>
+      </w:r>
+      <w:proofErr w:type="spellStart"/>
+      <w:r>
+        <w:rPr>
+          <w:b/>
+          <w:bCs/>
+          <w:sz w:val="18"/>
+          <w:szCs w:val="18"/>
+        </w:rPr>
+        <w:t/>
+      </w:r>
+      <w:proofErr w:type="spellEnd"/>
+      <w:r>
+        <w:rPr>
+          <w:b/>
+          <w:bCs/>
+          <w:sz w:val="18"/>
+          <w:szCs w:val="18"/>
+        </w:rPr>
+        <w:t xml:space="preserve"/>
+      </w:r>
+      <w:proofErr w:type="spellStart"/>
+      <w:r>
+        <w:rPr>
+          <w:b/>
+          <w:bCs/>
+          <w:sz w:val="18"/>
+          <w:szCs w:val="18"/>
+        </w:rPr>
+        <w:t/>
+      </w:r>
+      <w:proofErr w:type="spellEnd"/>
+      <w:r>
+        <w:rPr>
+          <w:b/>
+          <w:bCs/>
+          <w:sz w:val="18"/>
+          <w:szCs w:val="18"/>
+        </w:rPr>
+        <w:t/>
       </w:r>
     </w:p>
     <w:p>
@@ -1346,7 +1623,6 @@
         <w:rPr>
           <w:sz w:val="18"/>
           <w:szCs w:val="18"/>
-          <w:lang w:val="nb-NO"/>
         </w:rPr>
       </w:pPr>
     </w:p>
@@ -1880,7 +2156,7 @@
                 <w:szCs w:val="18"/>
                 <w:lang w:val="nb-NO"/>
               </w:rPr>
-              <w:t>1.</w:t>
+              <w:t>1</w:t>
             </w:r>
           </w:p>
         </w:tc>
@@ -1907,7 +2183,7 @@
                 <w:szCs w:val="18"/>
                 <w:lang w:val="nb-NO"/>
               </w:rPr>
-              <w:t>5</w:t>
+              <w:t>1</w:t>
             </w:r>
           </w:p>
         </w:tc>
@@ -1934,7 +2210,7 @@
                 <w:szCs w:val="18"/>
                 <w:lang w:val="nb-NO"/>
               </w:rPr>
-              <w:t>Lima</w:t>
+              <w:t>Satu</w:t>
             </w:r>
           </w:p>
         </w:tc>
@@ -1988,7 +2264,7 @@
                 <w:szCs w:val="18"/>
                 <w:lang w:val="nb-NO"/>
               </w:rPr>
-              <w:t>2601AP61HVE9</w:t>
+              <w:t>-</w:t>
             </w:r>
           </w:p>
         </w:tc>
@@ -2015,7 +2291,7 @@
                 <w:szCs w:val="18"/>
                 <w:lang w:val="nb-NO"/>
               </w:rPr>
-              <w:t>Logitech Signature M650</w:t>
+              <w:t>-</w:t>
             </w:r>
           </w:p>
         </w:tc>
@@ -2291,7 +2567,6 @@
           <w:szCs w:val="18"/>
           <w:lang w:val="nb-NO"/>
         </w:rPr>
-        <w:lastRenderedPageBreak/>
         <w:t>Kami sebagai Penerima/Penanggung Jawab telah membaca, memahami, dan menerima semua ketentuan Perusahaan tersebut.</w:t>
       </w:r>
     </w:p>
@@ -2503,7 +2778,7 @@
                           <pic:cNvPicPr/>
                         </pic:nvPicPr>
                         <pic:blipFill>
-                          <a:blip r:embed="R96e1a1e26c2e416d"/>
+                          <a:blip r:embed="Rdfe3ace6377d4eb0"/>
                           <a:stretch>
                             <a:fillRect/>
                           </a:stretch>
@@ -2705,42 +2980,7 @@
           <w:sz w:val="18"/>
           <w:szCs w:val="18"/>
         </w:rPr>
-        <w:t>Sesuai dengan Tiket di My SSC No. oqubdv</w:t>
-      </w:r>
-      <w:r>
-        <w:rPr>
-          <w:sz w:val="18"/>
-          <w:szCs w:val="18"/>
-        </w:rPr>
-        <w:t xml:space="preserve"/>
-      </w:r>
-      <w:r>
-        <w:rPr>
-          <w:sz w:val="18"/>
-          <w:szCs w:val="18"/>
-        </w:rPr>
-        <w:t/>
-      </w:r>
-      <w:r>
-        <w:rPr>
-          <w:sz w:val="18"/>
-          <w:szCs w:val="18"/>
-        </w:rPr>
-        <w:t xml:space="preserve"/>
-      </w:r>
-      <w:r>
-        <w:rPr>
-          <w:sz w:val="18"/>
-          <w:szCs w:val="18"/>
-        </w:rPr>
-        <w:t/>
-      </w:r>
-      <w:r>
-        <w:rPr>
-          <w:sz w:val="18"/>
-          <w:szCs w:val="18"/>
-        </w:rPr>
-        <w:t xml:space="preserve"/>
+        <w:t xml:space="preserve">Sesuai dengan Tiket di My SSC No. oqubdv</w:t>
       </w:r>
       <w:r>
         <w:rPr>
@@ -2765,13 +3005,6 @@
           <w:szCs w:val="18"/>
         </w:rPr>
         <w:t xml:space="preserve">Reed Richard - Rel. &amp; Project Dev. Sumbagsel</w:t>
-      </w:r>
-      <w:r>
-        <w:rPr>
-          <w:sz w:val="18"/>
-          <w:szCs w:val="18"/>
-        </w:rPr>
-        <w:t xml:space="preserve"/>
       </w:r>
       <w:r>
         <w:rPr>
@@ -2839,7 +3072,7 @@
                     <pic:cNvPicPr/>
                   </pic:nvPicPr>
                   <pic:blipFill>
-                    <a:blip r:embed="R79b9f1ed45744ae5"/>
+                    <a:blip r:embed="R4c7281efa3f344c3"/>
                     <a:stretch>
                       <a:fillRect/>
                     </a:stretch>
@@ -4199,16 +4432,4 @@
     </a:ext>
   </a:extLst>
 </a:theme>
-</file>
-
-<file path=customXml/item1.xml><?xml version="1.0" encoding="utf-8"?>
-<b:Sources xmlns:b="http://schemas.openxmlformats.org/officeDocument/2006/bibliography" xmlns="http://schemas.openxmlformats.org/officeDocument/2006/bibliography" SelectedStyle="\APASixthEditionOfficeOnline.xsl" StyleName="APA" Version="6"/>
-</file>
-
-<file path=customXml/itemProps1.xml><?xml version="1.0" encoding="utf-8"?>
-<ds:datastoreItem xmlns:ds="http://schemas.openxmlformats.org/officeDocument/2006/customXml" ds:itemID="{64676D6A-85EA-405A-897C-7B03228A704F}">
-  <ds:schemaRefs>
-    <ds:schemaRef ds:uri="http://schemas.openxmlformats.org/officeDocument/2006/bibliography"/>
-  </ds:schemaRefs>
-</ds:datastoreItem>
 </file>